--- a/proposal/apress/apress-book-proposal.docx
+++ b/proposal/apress/apress-book-proposal.docx
@@ -504,7 +504,7 @@
         <w:pStyle w:val="BodyText"/>
       </w:pPr>
       <w:r>
-        <w:t xml:space="preserve">Every transformation is executable. The companion is FockMap, an open-source F# library published on NuGet, built around a deliberately raw, physicist-facing Hamiltonian API, canonical H₂ fixtures with published release provenance, and an extensive automated test suite. Eleven interactive lab scripts and ten data-generation/verification scripts let readers reproduce every number in the book, one command at a time, from a one-click Codespaces environment. A second running example — a fixed-bond water angular scan — is used honestly to mark exactly where the translation layer ends and where separate algorithmic tasks (state preparation, VQE/QPE energy estimation) begin.</w:t>
+        <w:t xml:space="preserve">Every transformation is executable. The companion is FockMap, an open-source F# library published on NuGet, built around a deliberately raw, physicist-facing Hamiltonian API, canonical H₂ fixtures with published release provenance, and an extensive automated test suite. Ten interactive lab scripts and ten data-generation/verification scripts let readers reproduce every number in the book, one command at a time, from a one-click Codespaces environment. A second running example — a fixed-bond water angular scan — is used honestly to mark exactly where the translation layer ends and where separate algorithmic tasks (state preparation, VQE/QPE energy estimation) begin.</w:t>
       </w:r>
     </w:p>
     <w:p>
@@ -818,7 +818,7 @@
           <w:b/>
           <w:bCs/>
         </w:rPr>
-        <w:t xml:space="preserve">11 interactive lab scripts</w:t>
+        <w:t xml:space="preserve">10 interactive lab scripts</w:t>
       </w:r>
       <w:r>
         <w:t xml:space="preserve"> </w:t>
@@ -830,7 +830,7 @@
         <w:rPr>
           <w:rStyle w:val="VerbatimChar"/>
         </w:rPr>
-        <w:t xml:space="preserve">labs/*.fsx</w:t>
+        <w:t xml:space="preserve">labs/01..10-*.fsx</w:t>
       </w:r>
       <w:r>
         <w:t xml:space="preserve">), each runnable with</w:t>
@@ -845,7 +845,25 @@
         <w:t xml:space="preserve">dotnet fsi</w:t>
       </w:r>
       <w:r>
-        <w:t xml:space="preserve">.</w:t>
+        <w:t xml:space="preserve"> </w:t>
+      </w:r>
+      <w:r>
+        <w:t xml:space="preserve">(plus a shared</w:t>
+      </w:r>
+      <w:r>
+        <w:t xml:space="preserve"> </w:t>
+      </w:r>
+      <w:r>
+        <w:rPr>
+          <w:rStyle w:val="VerbatimChar"/>
+        </w:rPr>
+        <w:t xml:space="preserve">PauliMatrix.fsx</w:t>
+      </w:r>
+      <w:r>
+        <w:t xml:space="preserve"> </w:t>
+      </w:r>
+      <w:r>
+        <w:t xml:space="preserve">helper module).</w:t>
       </w:r>
     </w:p>
     <w:p>
@@ -2255,7 +2273,7 @@
               <w:jc w:val="left"/>
             </w:pPr>
             <w:r>
-              <w:t xml:space="preserve">11 (</w:t>
+              <w:t xml:space="preserve">10 (</w:t>
             </w:r>
             <w:r>
               <w:rPr>

--- a/proposal/apress/apress-book-proposal.docx
+++ b/proposal/apress/apress-book-proposal.docx
@@ -44,7 +44,7 @@
         </w:p>
       </w:sdtContent>
     </w:sdt>
-    <w:bookmarkStart w:id="24" w:name="apress-book-proposal"/>
+    <w:bookmarkStart w:id="25" w:name="apress-book-proposal"/>
     <w:p>
       <w:pPr>
         <w:pStyle w:val="Heading1"/>
@@ -759,13 +759,31 @@
       </w:r>
     </w:p>
     <w:bookmarkEnd w:id="14"/>
-    <w:bookmarkStart w:id="15" w:name="source-code-and-ancillary-materials"/>
+    <w:bookmarkStart w:id="15" w:name="keywords"/>
     <w:p>
       <w:pPr>
         <w:pStyle w:val="Heading2"/>
       </w:pPr>
       <w:r>
-        <w:t xml:space="preserve">7. Source code and ancillary materials</w:t>
+        <w:t xml:space="preserve">7. Keywords</w:t>
+      </w:r>
+    </w:p>
+    <w:p>
+      <w:pPr>
+        <w:pStyle w:val="FirstParagraph"/>
+      </w:pPr>
+      <w:r>
+        <w:t xml:space="preserve">fermion-to-qubit encoding · quantum chemistry simulation · Jordan–Wigner transform · Bravyi–Kitaev transform · qubit tapering · Trotterization · quantum circuit compilation · molecular Hamiltonian · OpenQASM · VQE (variational quantum eigensolver) · quantum resource estimation · F# / functional programming</w:t>
+      </w:r>
+    </w:p>
+    <w:bookmarkEnd w:id="15"/>
+    <w:bookmarkStart w:id="16" w:name="source-code-and-ancillary-materials"/>
+    <w:p>
+      <w:pPr>
+        <w:pStyle w:val="Heading2"/>
+      </w:pPr>
+      <w:r>
+        <w:t xml:space="preserve">8. Source code and ancillary materials</w:t>
       </w:r>
     </w:p>
     <w:p>
@@ -966,14 +984,14 @@
         <w:t xml:space="preserve">A companion research-evidence repository backs the book’s computed numbers; the manuscript and labs have been correctness- and reproducibility-checked.</w:t>
       </w:r>
     </w:p>
-    <w:bookmarkEnd w:id="15"/>
-    <w:bookmarkStart w:id="16" w:name="table-of-contents-tentative"/>
+    <w:bookmarkEnd w:id="16"/>
+    <w:bookmarkStart w:id="17" w:name="table-of-contents-tentative"/>
     <w:p>
       <w:pPr>
         <w:pStyle w:val="Heading2"/>
       </w:pPr>
       <w:r>
-        <w:t xml:space="preserve">8. Table of contents (tentative)</w:t>
+        <w:t xml:space="preserve">9. Table of contents (tentative)</w:t>
       </w:r>
     </w:p>
     <w:p>
@@ -2038,14 +2056,14 @@
         </w:tc>
       </w:tr>
     </w:tbl>
-    <w:bookmarkEnd w:id="16"/>
-    <w:bookmarkStart w:id="17" w:name="estimated-length"/>
+    <w:bookmarkEnd w:id="17"/>
+    <w:bookmarkStart w:id="18" w:name="estimated-length"/>
     <w:p>
       <w:pPr>
         <w:pStyle w:val="Heading2"/>
       </w:pPr>
       <w:r>
-        <w:t xml:space="preserve">9. Estimated length</w:t>
+        <w:t xml:space="preserve">10. Estimated length</w:t>
       </w:r>
     </w:p>
     <w:tbl>
@@ -2384,14 +2402,14 @@
         <w:t xml:space="preserve">A complete first draft exists today; the delta to an Apress final is editorial (practitioner-facing chapter intros, condensed introductory material, expanded code walkthroughs, index/glossary), not new research.</w:t>
       </w:r>
     </w:p>
-    <w:bookmarkEnd w:id="17"/>
-    <w:bookmarkStart w:id="18" w:name="competition-and-complementary-works"/>
+    <w:bookmarkEnd w:id="18"/>
+    <w:bookmarkStart w:id="19" w:name="competition-and-complementary-works"/>
     <w:p>
       <w:pPr>
         <w:pStyle w:val="Heading2"/>
       </w:pPr>
       <w:r>
-        <w:t xml:space="preserve">10. Competition and complementary works</w:t>
+        <w:t xml:space="preserve">11. Competition and complementary works</w:t>
       </w:r>
     </w:p>
     <w:tbl>
@@ -3001,14 +3019,14 @@
         <w:t xml:space="preserve">as an executable engineering pipeline — molecular integrals → second quantization → six encodings → tapering → Trotterization → OpenQASM/Q# — with every intermediate exposed, independently verified, and reproducible from an open-source library. This is neither another general quantum-computing textbook nor another quantum-chemistry textbook; it is the missing bridge between them.</w:t>
       </w:r>
     </w:p>
-    <w:bookmarkEnd w:id="18"/>
-    <w:bookmarkStart w:id="19" w:name="why-now"/>
+    <w:bookmarkEnd w:id="19"/>
+    <w:bookmarkStart w:id="20" w:name="why-now"/>
     <w:p>
       <w:pPr>
         <w:pStyle w:val="Heading2"/>
       </w:pPr>
       <w:r>
-        <w:t xml:space="preserve">11. Why now</w:t>
+        <w:t xml:space="preserve">12. Why now</w:t>
       </w:r>
     </w:p>
     <w:p>
@@ -3019,14 +3037,14 @@
         <w:t xml:space="preserve">Quantum-simulation toolchains are maturing, but the encoding/compilation layer remains the least-documented and most error-prone part of the stack for practitioners. Engineers arriving from software and chemistry need a reproducible, vendor-neutral account of how a molecule becomes a circuit. This book meets that need with released, testable code rather than pseudocode.</w:t>
       </w:r>
     </w:p>
-    <w:bookmarkEnd w:id="19"/>
-    <w:bookmarkStart w:id="20" w:name="X98ee03a9773b12ad9e25ea6e84e1a8439cd9e69"/>
+    <w:bookmarkEnd w:id="20"/>
+    <w:bookmarkStart w:id="21" w:name="X98ee03a9773b12ad9e25ea6e84e1a8439cd9e69"/>
     <w:p>
       <w:pPr>
         <w:pStyle w:val="Heading2"/>
       </w:pPr>
       <w:r>
-        <w:t xml:space="preserve">12. Delivery schedule (for author confirmation)</w:t>
+        <w:t xml:space="preserve">13. Delivery schedule (for author confirmation)</w:t>
       </w:r>
     </w:p>
     <w:tbl>
@@ -3155,14 +3173,14 @@
         <w:t xml:space="preserve">Dates are derived from current manuscript maturity (a complete first draft exists) and are proposed for confirmation.</w:t>
       </w:r>
     </w:p>
-    <w:bookmarkEnd w:id="20"/>
-    <w:bookmarkStart w:id="21" w:name="proposed-technical-reviewers"/>
+    <w:bookmarkEnd w:id="21"/>
+    <w:bookmarkStart w:id="22" w:name="proposed-technical-reviewers"/>
     <w:p>
       <w:pPr>
         <w:pStyle w:val="Heading2"/>
       </w:pPr>
       <w:r>
-        <w:t xml:space="preserve">13. Proposed technical reviewers</w:t>
+        <w:t xml:space="preserve">14. Proposed technical reviewers</w:t>
       </w:r>
     </w:p>
     <w:p>
@@ -3377,14 +3395,14 @@
         </w:tc>
       </w:tr>
     </w:tbl>
-    <w:bookmarkEnd w:id="21"/>
-    <w:bookmarkStart w:id="22" w:name="apress-open-open-access"/>
+    <w:bookmarkEnd w:id="22"/>
+    <w:bookmarkStart w:id="23" w:name="apress-open-open-access"/>
     <w:p>
       <w:pPr>
         <w:pStyle w:val="Heading2"/>
       </w:pPr>
       <w:r>
-        <w:t xml:space="preserve">14. Apress Open (open access)</w:t>
+        <w:t xml:space="preserve">15. Apress Open (open access)</w:t>
       </w:r>
     </w:p>
     <w:p>
@@ -3395,14 +3413,14 @@
         <w:t xml:space="preserve">Not at this stage; open to discussing it if institutional or sponsor funding is available.</w:t>
       </w:r>
     </w:p>
-    <w:bookmarkEnd w:id="22"/>
-    <w:bookmarkStart w:id="23" w:name="X92b19fc9fad47211960c52d2d3989b718a41785"/>
+    <w:bookmarkEnd w:id="23"/>
+    <w:bookmarkStart w:id="24" w:name="X92b19fc9fad47211960c52d2d3989b718a41785"/>
     <w:p>
       <w:pPr>
         <w:pStyle w:val="Heading2"/>
       </w:pPr>
       <w:r>
-        <w:t xml:space="preserve">15. Relationship to the author’s other proposed Apress book</w:t>
+        <w:t xml:space="preserve">16. Relationship to the author’s other proposed Apress book</w:t>
       </w:r>
     </w:p>
     <w:p>
@@ -3445,8 +3463,8 @@
         <w:t xml:space="preserve">is application-first and breadth-oriented, surveying multiple industry problems. They share an author and a hands-on, no-hype philosophy but serve different readers and reading goals. The author requests that the two proposals be evaluated and approved independently; neither is a prerequisite for, or dependent on, the other.</w:t>
       </w:r>
     </w:p>
-    <w:bookmarkEnd w:id="23"/>
     <w:bookmarkEnd w:id="24"/>
+    <w:bookmarkEnd w:id="25"/>
     <w:sectPr>
       <w:footnotePr>
         <w:numRestart w:val="eachSect"/>

--- a/proposal/apress/apress-book-proposal.docx
+++ b/proposal/apress/apress-book-proposal.docx
@@ -84,7 +84,7 @@
         <w:t xml:space="preserve"> </w:t>
       </w:r>
       <w:r>
-        <w:t xml:space="preserve">An Engineer’s Guide to Fermion-to-Qubit Encodings with Open-Source Tools</w:t>
+        <w:t xml:space="preserve">A Hands-On Pipeline from Electronic Structure to Hardware-Ready Circuits</w:t>
       </w:r>
       <w:r>
         <w:t xml:space="preserve"> </w:t>
@@ -3038,13 +3038,13 @@
       </w:r>
     </w:p>
     <w:bookmarkEnd w:id="20"/>
-    <w:bookmarkStart w:id="21" w:name="X98ee03a9773b12ad9e25ea6e84e1a8439cd9e69"/>
+    <w:bookmarkStart w:id="21" w:name="delivery-schedule"/>
     <w:p>
       <w:pPr>
         <w:pStyle w:val="Heading2"/>
       </w:pPr>
       <w:r>
-        <w:t xml:space="preserve">13. Delivery schedule (for author confirmation)</w:t>
+        <w:t xml:space="preserve">13. Delivery schedule</w:t>
       </w:r>
     </w:p>
     <w:tbl>
@@ -3133,7 +3133,7 @@
               <w:jc w:val="left"/>
             </w:pPr>
             <w:r>
-              <w:t xml:space="preserve">31 October 2026</w:t>
+              <w:t xml:space="preserve">30 September 2026</w:t>
             </w:r>
           </w:p>
         </w:tc>
@@ -3159,7 +3159,7 @@
               <w:jc w:val="left"/>
             </w:pPr>
             <w:r>
-              <w:t xml:space="preserve">30 April 2027</w:t>
+              <w:t xml:space="preserve">31 March 2027</w:t>
             </w:r>
           </w:p>
         </w:tc>
@@ -3170,7 +3170,7 @@
         <w:pStyle w:val="BodyText"/>
       </w:pPr>
       <w:r>
-        <w:t xml:space="preserve">Dates are derived from current manuscript maturity (a complete first draft exists) and are proposed for confirmation.</w:t>
+        <w:t xml:space="preserve">Dates are derived from current manuscript maturity (a complete first draft exists) and are confirmed by the author.</w:t>
       </w:r>
     </w:p>
     <w:bookmarkEnd w:id="21"/>
@@ -3410,7 +3410,7 @@
         <w:pStyle w:val="FirstParagraph"/>
       </w:pPr>
       <w:r>
-        <w:t xml:space="preserve">Not at this stage; open to discussing it if institutional or sponsor funding is available.</w:t>
+        <w:t xml:space="preserve">Not at this stage; open to discussing it if institutional or sponsor funding is available. (Confirmed.)</w:t>
       </w:r>
     </w:p>
     <w:bookmarkEnd w:id="23"/>

--- a/proposal/apress/apress-book-proposal.docx
+++ b/proposal/apress/apress-book-proposal.docx
@@ -84,7 +84,7 @@
         <w:t xml:space="preserve"> </w:t>
       </w:r>
       <w:r>
-        <w:t xml:space="preserve">A Hands-On Pipeline from Electronic Structure to Hardware-Ready Circuits</w:t>
+        <w:t xml:space="preserve">A Hands-On Pipeline from Electronic Structure to Exportable Quantum Circuits</w:t>
       </w:r>
       <w:r>
         <w:t xml:space="preserve"> </w:t>
@@ -488,7 +488,7 @@
         <w:pStyle w:val="FirstParagraph"/>
       </w:pPr>
       <w:r>
-        <w:t xml:space="preserve">Molecules to Quantum Circuits is a hands-on engineering guide to the one layer of quantum chemistry simulation that almost every other resource treats as a black box: the translation from a molecule’s electronic structure to a hardware-ready quantum circuit. Between the molecule and the circuit sits the fermion-to-qubit encoding — the step that turns creation and annihilation operators into the Pauli strings a quantum computer actually runs. This book opens that box and keeps it open, exposing every coefficient, sign, and intermediate Pauli string along the way.</w:t>
+        <w:t xml:space="preserve">Molecules to Quantum Circuits is a hands-on engineering guide to the one layer of quantum chemistry simulation that almost every other resource treats as a black box: the translation from a molecule’s electronic structure to an exportable quantum circuit. Between the molecule and the circuit sits the fermion-to-qubit encoding — the step that turns creation and annihilation operators into the Pauli strings a quantum computer actually runs. This book opens that box and keeps it open, exposing every coefficient, sign, and intermediate Pauli string along the way.</w:t>
       </w:r>
     </w:p>
     <w:p>
@@ -512,7 +512,7 @@
         <w:pStyle w:val="BodyText"/>
       </w:pPr>
       <w:r>
-        <w:t xml:space="preserve">The result is a practitioner’s guide, not another survey. Readers who work through it can take real molecular integrals and produce a verified, tapered, hardware-portable circuit — and explain every step in between. The book assumes only linear algebra and introductory quantum mechanics; second quantization, Pauli algebra, the encodings, and F# are all developed from scratch. It is written for quantum software engineers, computational chemists, and graduate students who need the encoding and compilation layer explained carefully, concretely, and reproducibly — with the mathematics kept independent of any single vendor SDK.</w:t>
+        <w:t xml:space="preserve">The result is a practitioner’s guide, not another survey. Readers who work through it can take real molecular integrals and produce a verified, tapered circuit exported to OpenQASM 3.0 and Q# — and explain every step in between. That exported circuit is a portable description, not a run-ready program: it still requires backend-specific transpilation, qubit mapping, and calibration, plus the separate state-preparation and algorithm (VQE/QPE) layers, before it yields energies on hardware. The book assumes only linear algebra and introductory quantum mechanics; second quantization, Pauli algebra, the encodings, and F# are all developed from scratch. It is written for quantum software engineers, computational chemists, and graduate students who need the encoding and compilation layer explained carefully, concretely, and reproducibly — with the mathematics kept independent of any single vendor SDK.</w:t>
       </w:r>
     </w:p>
     <w:bookmarkEnd w:id="11"/>
@@ -537,7 +537,7 @@
           <w:b/>
           <w:bCs/>
         </w:rPr>
-        <w:t xml:space="preserve">The only fully executable, black-box-free pipeline from molecular integrals to hardware-ready circuits.</w:t>
+        <w:t xml:space="preserve">A book-length, fully executable, black-box-free pipeline from molecular integrals to exportable quantum circuits.</w:t>
       </w:r>
       <w:r>
         <w:t xml:space="preserve"> </w:t>
@@ -627,7 +627,7 @@
         <w:t xml:space="preserve"> </w:t>
       </w:r>
       <w:r>
-        <w:t xml:space="preserve">- export a hardware-ready circuit to OpenQASM 3.0 and Q#, and validate it against an independent classical reference; and</w:t>
+        <w:t xml:space="preserve">- export a circuit to OpenQASM 3.0 and Q# — a portable description that still needs backend-specific transpilation, qubit mapping, and calibration — and validate it against an independent classical reference; and</w:t>
       </w:r>
       <w:r>
         <w:t xml:space="preserve"> </w:t>
@@ -1088,7 +1088,7 @@
               <w:jc w:val="left"/>
             </w:pPr>
             <w:r>
-              <w:t xml:space="preserve">Foreword &amp; Reader’s Guide</w:t>
+              <w:t xml:space="preserve">Preface &amp; Reader’s Guide</w:t>
             </w:r>
           </w:p>
         </w:tc>
@@ -3000,7 +3000,7 @@
         <w:t xml:space="preserve"> </w:t>
       </w:r>
       <w:r>
-        <w:t xml:space="preserve">No competing book or online resource teaches the</w:t>
+        <w:t xml:space="preserve">We are not aware of another book-length treatment that teaches the</w:t>
       </w:r>
       <w:r>
         <w:t xml:space="preserve"> </w:t>

--- a/proposal/apress/apress-book-proposal.docx
+++ b/proposal/apress/apress-book-proposal.docx
@@ -3188,7 +3188,7 @@
         <w:pStyle w:val="FirstParagraph"/>
       </w:pPr>
       <w:r>
-        <w:t xml:space="preserve">Apress typically requests two reviewers. Both below have reviewed the author’s work previously; their availability and contact permission specifically for Apress are being confirmed, and their contact details are held in the author’s private copy of this proposal.</w:t>
+        <w:t xml:space="preserve">Apress typically requests two reviewers. Both names below are proposed, subject to Apress-specific confirmation; their contact details are held in the author’s private copy of this proposal. Dr Whitfield is proposed but has not yet been approached, so he has not consented. Dr Suchara has enthusiastically reviewed the author’s work in the past; his current availability for Apress still needs to be reconfirmed. Neither should be contacted until the author confirms.</w:t>
       </w:r>
     </w:p>
     <w:tbl>

--- a/proposal/apress/apress-book-proposal.docx
+++ b/proposal/apress/apress-book-proposal.docx
@@ -3188,7 +3188,7 @@
         <w:pStyle w:val="FirstParagraph"/>
       </w:pPr>
       <w:r>
-        <w:t xml:space="preserve">Apress typically requests two reviewers. Both names below are proposed, subject to Apress-specific confirmation; their contact details are held in the author’s private copy of this proposal. Dr Whitfield is proposed but has not yet been approached, so he has not consented. Dr Suchara has enthusiastically reviewed the author’s work in the past; his current availability for Apress still needs to be reconfirmed. Neither should be contacted until the author confirms.</w:t>
+        <w:t xml:space="preserve">Apress typically requests two reviewers. Both reviewers below have already agreed to review this book, regardless of publisher; their contact details are held in the author’s private copy of this proposal.</w:t>
       </w:r>
     </w:p>
     <w:tbl>
